--- a/volumes/02-solar-home-systems/templates/AEF_V2_T03_Customer_Credit_Policy.docx
+++ b/volumes/02-solar-home-systems/templates/AEF_V2_T03_Customer_Credit_Policy.docx
@@ -24,7 +24,7 @@
                 <w:color w:val="E3C27A"/>
                 <w:sz w:val="18"/>
               </w:rPr>
-              <w:t>VOLUME 2  |  TEMPLATE T03</w:t>
+              <w:t>BOOK 2  |  TEMPLATE T03</w:t>
             </w:r>
           </w:p>
           <w:p>
@@ -421,7 +421,7 @@
                 <w:color w:val="0000FF"/>
                 <w:sz w:val="18"/>
               </w:rPr>
-              <w:t>[1.0]</w:t>
+              <w:t>[0.1]</w:t>
             </w:r>
           </w:p>
         </w:tc>
@@ -610,7 +610,7 @@
         <w:rPr>
           <w:i/>
         </w:rPr>
-        <w:t>The contents list with page numbers is generated by Word when the document is opened.</w:t>
+        <w:t>Word builds the contents list with page numbers when the document is opened.</w:t>
       </w:r>
       <w:r>
         <w:fldChar w:fldCharType="end"/>
@@ -3997,7 +3997,7 @@
                 <w:b/>
                 <w:sz w:val="17"/>
               </w:rPr>
-              <w:t>Collection rate, trailing 3 months</w:t>
+              <w:t>Operational collection rate, trailing 3 months</w:t>
             </w:r>
           </w:p>
         </w:tc>
@@ -4028,6 +4028,68 @@
                 <w:sz w:val="17"/>
               </w:rPr>
               <w:t>[Collections review; tighten approvals]</w:t>
+            </w:r>
+          </w:p>
+        </w:tc>
+        <w:tc>
+          <w:tcPr>
+            <w:tcW w:type="dxa" w:w="2409"/>
+          </w:tcPr>
+          <w:p>
+            <w:r/>
+            <w:r>
+              <w:rPr>
+                <w:color w:val="0000FF"/>
+                <w:sz w:val="17"/>
+              </w:rPr>
+              <w:t>[Monthly]</w:t>
+            </w:r>
+          </w:p>
+        </w:tc>
+      </w:tr>
+      <w:tr>
+        <w:tc>
+          <w:tcPr>
+            <w:tcW w:type="dxa" w:w="2409"/>
+          </w:tcPr>
+          <w:p>
+            <w:r/>
+            <w:r>
+              <w:rPr>
+                <w:b/>
+                <w:sz w:val="17"/>
+              </w:rPr>
+              <w:t>RR PvP at 90 days by monthly cohort (PAYGo PERFORM 2026)</w:t>
+            </w:r>
+          </w:p>
+        </w:tc>
+        <w:tc>
+          <w:tcPr>
+            <w:tcW w:type="dxa" w:w="2409"/>
+          </w:tcPr>
+          <w:p>
+            <w:r/>
+            <w:r>
+              <w:rPr>
+                <w:color w:val="0000FF"/>
+                <w:sz w:val="17"/>
+              </w:rPr>
+              <w:t>[below x%]</w:t>
+            </w:r>
+          </w:p>
+        </w:tc>
+        <w:tc>
+          <w:tcPr>
+            <w:tcW w:type="dxa" w:w="2409"/>
+          </w:tcPr>
+          <w:p>
+            <w:r/>
+            <w:r>
+              <w:rPr>
+                <w:color w:val="0000FF"/>
+                <w:sz w:val="17"/>
+              </w:rPr>
+              <w:t>[Review origination channel and agents]</w:t>
             </w:r>
           </w:p>
         </w:tc>
@@ -4383,7 +4445,7 @@
                 <w:b/>
                 <w:sz w:val="18"/>
               </w:rPr>
-              <w:t>Collection rate</w:t>
+              <w:t>Operational collection rate</w:t>
             </w:r>
           </w:p>
         </w:tc>
@@ -4397,7 +4459,38 @@
               <w:rPr>
                 <w:sz w:val="18"/>
               </w:rPr>
-              <w:t>Instalments collected ÷ instalments due, both excluding deposits</w:t>
+              <w:t>Instalments collected ÷ instalments due, both excluding deposits; an operational metric, not a PERFORM KPI</w:t>
+            </w:r>
+          </w:p>
+        </w:tc>
+      </w:tr>
+      <w:tr>
+        <w:tc>
+          <w:tcPr>
+            <w:tcW w:type="dxa" w:w="2268"/>
+          </w:tcPr>
+          <w:p>
+            <w:r/>
+            <w:r>
+              <w:rPr>
+                <w:b/>
+                <w:sz w:val="18"/>
+              </w:rPr>
+              <w:t>Repayment rate (RR PvP, PAYGo PERFORM 2026)</w:t>
+            </w:r>
+          </w:p>
+        </w:tc>
+        <w:tc>
+          <w:tcPr>
+            <w:tcW w:type="dxa" w:w="7087"/>
+          </w:tcPr>
+          <w:p>
+            <w:r/>
+            <w:r>
+              <w:rPr>
+                <w:sz w:val="18"/>
+              </w:rPr>
+              <w:t>Payments applied to due instalments to date ÷ instalments due to date, on contract data; deposits, prepayments, penalties, fees and subsidies excluded (GOGLA Technical Guide, June 2026)</w:t>
             </w:r>
           </w:p>
         </w:tc>
@@ -4566,7 +4659,7 @@
           <w:color w:val="666666"/>
           <w:sz w:val="18"/>
         </w:rPr>
-        <w:t>Template from the Africa Energy Finance Volume 2 pack. Confirm every rule against the law of each country of operation with local counsel before adoption.</w:t>
+        <w:t>Template from the Africa Energy Finance Book 2 Templates Pack. Confirm every rule against the law of each country of operation with local counsel before adoption.</w:t>
       </w:r>
     </w:p>
     <w:sectPr>
@@ -4596,7 +4689,7 @@
         <w:color w:val="666666"/>
         <w:sz w:val="15"/>
       </w:rPr>
-      <w:t>Africa Energy Finance | Volume 2 Template T03 | Version 1.0</w:t>
+      <w:t>Africa Energy Finance | Book 2 Template T03 | Version 0.9 (pre-release)</w:t>
       <w:tab/>
       <w:tab/>
       <w:t xml:space="preserve">Page </w:t>
@@ -4676,7 +4769,7 @@
         <w:color w:val="0B3020"/>
         <w:sz w:val="15"/>
       </w:rPr>
-      <w:t>AFRICA ENERGY FINANCE  |  VOLUME 2  |  TEMPLATE T03</w:t>
+      <w:t>AFRICA ENERGY FINANCE  |  BOOK 2  |  TEMPLATE T03</w:t>
     </w:r>
     <w:r>
       <w:rPr>
